--- a/docx/09-nat-pat/boletin-U09-avanzado.docx
+++ b/docx/09-nat-pat/boletin-U09-avanzado.docx
@@ -15,6 +15,9 @@
             <w:pStyle w:val="TOCHeading"/>
           </w:pPr>
           <w:r>
+            <w:rPr>
+              <w:lang w:val="es-ES"/>
+            </w:rPr>
             <w:t xml:space="preserve">Table of Contents</w:t>
           </w:r>
         </w:p>
@@ -34,6 +37,9 @@
         <w:pStyle w:val="Heading1"/>
       </w:pPr>
       <w:r>
+        <w:rPr>
+          <w:lang w:val="es-ES"/>
+        </w:rPr>
         <w:t xml:space="preserve">Boletín UD9 — Avanzado</w:t>
       </w:r>
     </w:p>
@@ -44,6 +50,9 @@
         <w:pStyle w:val="Heading1"/>
       </w:pPr>
       <w:r>
+        <w:rPr>
+          <w:lang w:val="es-ES"/>
+        </w:rPr>
         <w:t xml:space="preserve">📝 Boletín UD9 — Avanzado</w:t>
       </w:r>
     </w:p>
@@ -52,6 +61,9 @@
         <w:pStyle w:val="BlockText"/>
       </w:pPr>
       <w:r>
+        <w:rPr>
+          <w:lang w:val="es-ES"/>
+        </w:rPr>
         <w:t xml:space="preserve">Ejercicios que requieren comprender NAT en profundidad.</w:t>
       </w:r>
     </w:p>
@@ -68,6 +80,9 @@
         <w:pStyle w:val="Heading2"/>
       </w:pPr>
       <w:r>
+        <w:rPr>
+          <w:lang w:val="es-ES"/>
+        </w:rPr>
         <w:t xml:space="preserve">1. Traducción manual</w:t>
       </w:r>
     </w:p>
@@ -76,6 +91,9 @@
         <w:pStyle w:val="FirstParagraph"/>
       </w:pPr>
       <w:r>
+        <w:rPr>
+          <w:lang w:val="es-ES"/>
+        </w:rPr>
         <w:t xml:space="preserve">Dado el siguiente escenario:</w:t>
       </w:r>
     </w:p>
@@ -88,6 +106,9 @@
         </w:numPr>
       </w:pPr>
       <w:r>
+        <w:rPr>
+          <w:lang w:val="es-ES"/>
+        </w:rPr>
         <w:t xml:space="preserve">PC1: 192.168.1.10, accede a 8.8.8.8:80 (HTTP)</w:t>
       </w:r>
     </w:p>
@@ -100,6 +121,9 @@
         </w:numPr>
       </w:pPr>
       <w:r>
+        <w:rPr>
+          <w:lang w:val="es-ES"/>
+        </w:rPr>
         <w:t xml:space="preserve">PC2: 192.168.1.20, accede a 8.8.8.8:53 (DNS)</w:t>
       </w:r>
     </w:p>
@@ -112,6 +136,9 @@
         </w:numPr>
       </w:pPr>
       <w:r>
+        <w:rPr>
+          <w:lang w:val="es-ES"/>
+        </w:rPr>
         <w:t xml:space="preserve">Router NAT IP pública: 83.45.12.78</w:t>
       </w:r>
     </w:p>
@@ -120,6 +147,9 @@
         <w:pStyle w:val="FirstParagraph"/>
       </w:pPr>
       <w:r>
+        <w:rPr>
+          <w:lang w:val="es-ES"/>
+        </w:rPr>
         <w:t xml:space="preserve">El PC1 usa puerto origen 50000 y PC2 puerto 50000 también. Completa la tabla NAT:</w:t>
       </w:r>
     </w:p>
@@ -147,6 +177,9 @@
               <w:pStyle w:val="Compact"/>
             </w:pPr>
             <w:r>
+              <w:rPr>
+                <w:lang w:val="es-ES"/>
+              </w:rPr>
               <w:t xml:space="preserve">Pro</w:t>
             </w:r>
           </w:p>
@@ -158,6 +191,9 @@
               <w:pStyle w:val="Compact"/>
             </w:pPr>
             <w:r>
+              <w:rPr>
+                <w:lang w:val="es-ES"/>
+              </w:rPr>
               <w:t xml:space="preserve">Inside global</w:t>
             </w:r>
           </w:p>
@@ -169,6 +205,9 @@
               <w:pStyle w:val="Compact"/>
             </w:pPr>
             <w:r>
+              <w:rPr>
+                <w:lang w:val="es-ES"/>
+              </w:rPr>
               <w:t xml:space="preserve">Inside local</w:t>
             </w:r>
           </w:p>
@@ -180,6 +219,9 @@
               <w:pStyle w:val="Compact"/>
             </w:pPr>
             <w:r>
+              <w:rPr>
+                <w:lang w:val="es-ES"/>
+              </w:rPr>
               <w:t xml:space="preserve">Outside local</w:t>
             </w:r>
           </w:p>
@@ -191,6 +233,9 @@
               <w:pStyle w:val="Compact"/>
             </w:pPr>
             <w:r>
+              <w:rPr>
+                <w:lang w:val="es-ES"/>
+              </w:rPr>
               <w:t xml:space="preserve">Outside global</w:t>
             </w:r>
           </w:p>
@@ -204,6 +249,9 @@
               <w:pStyle w:val="Compact"/>
             </w:pPr>
             <w:r>
+              <w:rPr>
+                <w:lang w:val="es-ES"/>
+              </w:rPr>
               <w:t xml:space="preserve">tcp</w:t>
             </w:r>
           </w:p>
@@ -215,6 +263,9 @@
               <w:pStyle w:val="Compact"/>
             </w:pPr>
             <w:r>
+              <w:rPr>
+                <w:lang w:val="es-ES"/>
+              </w:rPr>
               <w:t xml:space="preserve">83.45.12.78:___</w:t>
             </w:r>
           </w:p>
@@ -226,6 +277,9 @@
               <w:pStyle w:val="Compact"/>
             </w:pPr>
             <w:r>
+              <w:rPr>
+                <w:lang w:val="es-ES"/>
+              </w:rPr>
               <w:t xml:space="preserve">192.168.1.10:50000</w:t>
             </w:r>
           </w:p>
@@ -237,6 +291,9 @@
               <w:pStyle w:val="Compact"/>
             </w:pPr>
             <w:r>
+              <w:rPr>
+                <w:lang w:val="es-ES"/>
+              </w:rPr>
               <w:t xml:space="preserve">8.8.8.8:80</w:t>
             </w:r>
           </w:p>
@@ -248,6 +305,9 @@
               <w:pStyle w:val="Compact"/>
             </w:pPr>
             <w:r>
+              <w:rPr>
+                <w:lang w:val="es-ES"/>
+              </w:rPr>
               <w:t xml:space="preserve">8.8.8.8:80</w:t>
             </w:r>
           </w:p>
@@ -261,6 +321,9 @@
               <w:pStyle w:val="Compact"/>
             </w:pPr>
             <w:r>
+              <w:rPr>
+                <w:lang w:val="es-ES"/>
+              </w:rPr>
               <w:t xml:space="preserve">udp</w:t>
             </w:r>
           </w:p>
@@ -272,6 +335,9 @@
               <w:pStyle w:val="Compact"/>
             </w:pPr>
             <w:r>
+              <w:rPr>
+                <w:lang w:val="es-ES"/>
+              </w:rPr>
               <w:t xml:space="preserve">___</w:t>
             </w:r>
           </w:p>
@@ -283,6 +349,9 @@
               <w:pStyle w:val="Compact"/>
             </w:pPr>
             <w:r>
+              <w:rPr>
+                <w:lang w:val="es-ES"/>
+              </w:rPr>
               <w:t xml:space="preserve">192.168.1.20:50000</w:t>
             </w:r>
           </w:p>
@@ -294,6 +363,9 @@
               <w:pStyle w:val="Compact"/>
             </w:pPr>
             <w:r>
+              <w:rPr>
+                <w:lang w:val="es-ES"/>
+              </w:rPr>
               <w:t xml:space="preserve">8.8.8.8:53</w:t>
             </w:r>
           </w:p>
@@ -305,6 +377,9 @@
               <w:pStyle w:val="Compact"/>
             </w:pPr>
             <w:r>
+              <w:rPr>
+                <w:lang w:val="es-ES"/>
+              </w:rPr>
               <w:t xml:space="preserve">8.8.8.8:53</w:t>
             </w:r>
           </w:p>
@@ -318,6 +393,9 @@
         <w:pStyle w:val="Heading2"/>
       </w:pPr>
       <w:r>
+        <w:rPr>
+          <w:lang w:val="es-ES"/>
+        </w:rPr>
         <w:t xml:space="preserve">2. Problema con FTP activo</w:t>
       </w:r>
     </w:p>
@@ -326,6 +404,9 @@
         <w:pStyle w:val="FirstParagraph"/>
       </w:pPr>
       <w:r>
+        <w:rPr>
+          <w:lang w:val="es-ES"/>
+        </w:rPr>
         <w:t xml:space="preserve">Un usuario interno (192.168.1.10) intenta usar FTP activo para enviar un archivo a un servidor externo (200.100.50.1). El protocolo FTP activo funciona así:</w:t>
       </w:r>
     </w:p>
@@ -338,6 +419,9 @@
         </w:numPr>
       </w:pPr>
       <w:r>
+        <w:rPr>
+          <w:lang w:val="es-ES"/>
+        </w:rPr>
         <w:t xml:space="preserve">El cliente abre puerto 1025 para datos.</w:t>
       </w:r>
     </w:p>
@@ -350,6 +434,9 @@
         </w:numPr>
       </w:pPr>
       <w:r>
+        <w:rPr>
+          <w:lang w:val="es-ES"/>
+        </w:rPr>
         <w:t xml:space="preserve">El cliente envía el comando PORT 192,168,1,10,4,1 (puerto 4×256+1=1025).</w:t>
       </w:r>
     </w:p>
@@ -362,6 +449,9 @@
         </w:numPr>
       </w:pPr>
       <w:r>
+        <w:rPr>
+          <w:lang w:val="es-ES"/>
+        </w:rPr>
         <w:t xml:space="preserve">El servidor intenta conectar a 192.168.1.10:1025.</w:t>
       </w:r>
     </w:p>
@@ -370,6 +460,9 @@
         <w:pStyle w:val="FirstParagraph"/>
       </w:pPr>
       <w:r>
+        <w:rPr>
+          <w:lang w:val="es-ES"/>
+        </w:rPr>
         <w:t xml:space="preserve">¿Por qué falla? ¿Cómo lo solucionas?</w:t>
       </w:r>
     </w:p>
@@ -380,6 +473,9 @@
         <w:pStyle w:val="Heading2"/>
       </w:pPr>
       <w:r>
+        <w:rPr>
+          <w:lang w:val="es-ES"/>
+        </w:rPr>
         <w:t xml:space="preserve">3. Configuración multi-NAT</w:t>
       </w:r>
     </w:p>
@@ -388,24 +484,45 @@
         <w:pStyle w:val="FirstParagraph"/>
       </w:pPr>
       <w:r>
+        <w:rPr>
+          <w:lang w:val="es-ES"/>
+        </w:rPr>
         <w:t xml:space="preserve">Una empresa tiene dos servidores internos:</w:t>
       </w:r>
       <w:r>
-        <w:t xml:space="preserve"> </w:t>
-      </w:r>
-      <w:r>
+        <w:rPr>
+          <w:lang w:val="es-ES"/>
+        </w:rPr>
+        <w:t xml:space="preserve"> </w:t>
+      </w:r>
+      <w:r>
+        <w:rPr>
+          <w:lang w:val="es-ES"/>
+        </w:rPr>
         <w:t xml:space="preserve">- Servidor web en 192.168.1.10:80 y 192.168.1.10:443</w:t>
       </w:r>
       <w:r>
-        <w:t xml:space="preserve"> </w:t>
-      </w:r>
-      <w:r>
+        <w:rPr>
+          <w:lang w:val="es-ES"/>
+        </w:rPr>
+        <w:t xml:space="preserve"> </w:t>
+      </w:r>
+      <w:r>
+        <w:rPr>
+          <w:lang w:val="es-ES"/>
+        </w:rPr>
         <w:t xml:space="preserve">- Servidor SSH en 192.168.1.20:22</w:t>
       </w:r>
       <w:r>
-        <w:t xml:space="preserve"> </w:t>
-      </w:r>
-      <w:r>
+        <w:rPr>
+          <w:lang w:val="es-ES"/>
+        </w:rPr>
+        <w:t xml:space="preserve"> </w:t>
+      </w:r>
+      <w:r>
+        <w:rPr>
+          <w:lang w:val="es-ES"/>
+        </w:rPr>
         <w:t xml:space="preserve">- IP pública: 83.45.12.78</w:t>
       </w:r>
     </w:p>
@@ -414,24 +531,45 @@
         <w:pStyle w:val="BodyText"/>
       </w:pPr>
       <w:r>
+        <w:rPr>
+          <w:lang w:val="es-ES"/>
+        </w:rPr>
         <w:t xml:space="preserve">Quieren:</w:t>
       </w:r>
       <w:r>
-        <w:t xml:space="preserve"> </w:t>
-      </w:r>
-      <w:r>
+        <w:rPr>
+          <w:lang w:val="es-ES"/>
+        </w:rPr>
+        <w:t xml:space="preserve"> </w:t>
+      </w:r>
+      <w:r>
+        <w:rPr>
+          <w:lang w:val="es-ES"/>
+        </w:rPr>
         <w:t xml:space="preserve">- Web accesible desde fuera como 83.45.12.78:8080 → 192.168.1.10:80</w:t>
       </w:r>
       <w:r>
-        <w:t xml:space="preserve"> </w:t>
-      </w:r>
-      <w:r>
+        <w:rPr>
+          <w:lang w:val="es-ES"/>
+        </w:rPr>
+        <w:t xml:space="preserve"> </w:t>
+      </w:r>
+      <w:r>
+        <w:rPr>
+          <w:lang w:val="es-ES"/>
+        </w:rPr>
         <w:t xml:space="preserve">- HTTPS accesible como 83.45.12.78:8443 → 192.168.1.10:443</w:t>
       </w:r>
       <w:r>
-        <w:t xml:space="preserve"> </w:t>
-      </w:r>
-      <w:r>
+        <w:rPr>
+          <w:lang w:val="es-ES"/>
+        </w:rPr>
+        <w:t xml:space="preserve"> </w:t>
+      </w:r>
+      <w:r>
+        <w:rPr>
+          <w:lang w:val="es-ES"/>
+        </w:rPr>
         <w:t xml:space="preserve">- SSH accesible como 83.45.12.78:2222 → 192.168.1.20:22</w:t>
       </w:r>
     </w:p>
@@ -440,6 +578,9 @@
         <w:pStyle w:val="BodyText"/>
       </w:pPr>
       <w:r>
+        <w:rPr>
+          <w:lang w:val="es-ES"/>
+        </w:rPr>
         <w:t xml:space="preserve">Configura el NAT destino necesario.</w:t>
       </w:r>
     </w:p>
@@ -450,6 +591,9 @@
         <w:pStyle w:val="Heading2"/>
       </w:pPr>
       <w:r>
+        <w:rPr>
+          <w:lang w:val="es-ES"/>
+        </w:rPr>
         <w:t xml:space="preserve">4. NAT + VPN</w:t>
       </w:r>
     </w:p>
@@ -458,6 +602,9 @@
         <w:pStyle w:val="FirstParagraph"/>
       </w:pPr>
       <w:r>
+        <w:rPr>
+          <w:lang w:val="es-ES"/>
+        </w:rPr>
         <w:t xml:space="preserve">Un empleado necesita conectar por VPN (IPsec) a la oficina. El router de la oficina hace NAT.</w:t>
       </w:r>
     </w:p>
@@ -466,6 +613,9 @@
         <w:pStyle w:val="BodyText"/>
       </w:pPr>
       <w:r>
+        <w:rPr>
+          <w:lang w:val="es-ES"/>
+        </w:rPr>
         <w:t xml:space="preserve">Pero IPsec no funciona a través de NAT. ¿Por qué? ¿Qué solución existe?</w:t>
       </w:r>
     </w:p>
@@ -476,6 +626,9 @@
         <w:pStyle w:val="Heading2"/>
       </w:pPr>
       <w:r>
+        <w:rPr>
+          <w:lang w:val="es-ES"/>
+        </w:rPr>
         <w:t xml:space="preserve">5. Análisis de timeouts</w:t>
       </w:r>
     </w:p>
@@ -484,6 +637,9 @@
         <w:pStyle w:val="FirstParagraph"/>
       </w:pPr>
       <w:r>
+        <w:rPr>
+          <w:lang w:val="es-ES"/>
+        </w:rPr>
         <w:t xml:space="preserve">Un usuario se queja de que su conexión SSH se corta después de 5 minutos de inactividad. La tabla NAT tiene un timeout de 5 minutos para UDP y configurable para TCP.</w:t>
       </w:r>
     </w:p>
@@ -492,6 +648,9 @@
         <w:pStyle w:val="BodyText"/>
       </w:pPr>
       <w:r>
+        <w:rPr>
+          <w:lang w:val="es-ES"/>
+        </w:rPr>
         <w:t xml:space="preserve">¿Por qué se corta la conexión aunque el timeout NAT no haya expirado? ¿Dónde está el verdadero problema?</w:t>
       </w:r>
     </w:p>
@@ -502,6 +661,9 @@
         <w:pStyle w:val="Heading2"/>
       </w:pPr>
       <w:r>
+        <w:rPr>
+          <w:lang w:val="es-ES"/>
+        </w:rPr>
         <w:t xml:space="preserve">6. NAT y servidores duales</w:t>
       </w:r>
     </w:p>
@@ -510,24 +672,45 @@
         <w:pStyle w:val="FirstParagraph"/>
       </w:pPr>
       <w:r>
+        <w:rPr>
+          <w:lang w:val="es-ES"/>
+        </w:rPr>
         <w:t xml:space="preserve">Una empresa tiene:</w:t>
       </w:r>
       <w:r>
-        <w:t xml:space="preserve"> </w:t>
-      </w:r>
-      <w:r>
+        <w:rPr>
+          <w:lang w:val="es-ES"/>
+        </w:rPr>
+        <w:t xml:space="preserve"> </w:t>
+      </w:r>
+      <w:r>
+        <w:rPr>
+          <w:lang w:val="es-ES"/>
+        </w:rPr>
         <w:t xml:space="preserve">- 2 IPs públicas: 83.45.12.78 y 83.45.12.79</w:t>
       </w:r>
       <w:r>
-        <w:t xml:space="preserve"> </w:t>
-      </w:r>
-      <w:r>
+        <w:rPr>
+          <w:lang w:val="es-ES"/>
+        </w:rPr>
+        <w:t xml:space="preserve"> </w:t>
+      </w:r>
+      <w:r>
+        <w:rPr>
+          <w:lang w:val="es-ES"/>
+        </w:rPr>
         <w:t xml:space="preserve">- Servidor web interno: 192.168.10.10</w:t>
       </w:r>
       <w:r>
-        <w:t xml:space="preserve"> </w:t>
-      </w:r>
-      <w:r>
+        <w:rPr>
+          <w:lang w:val="es-ES"/>
+        </w:rPr>
+        <w:t xml:space="preserve"> </w:t>
+      </w:r>
+      <w:r>
+        <w:rPr>
+          <w:lang w:val="es-ES"/>
+        </w:rPr>
         <w:t xml:space="preserve">- Servidor de correo interno: 192.168.10.20</w:t>
       </w:r>
     </w:p>
@@ -536,6 +719,9 @@
         <w:pStyle w:val="BodyText"/>
       </w:pPr>
       <w:r>
+        <w:rPr>
+          <w:lang w:val="es-ES"/>
+        </w:rPr>
         <w:t xml:space="preserve">Quieren que el web sea accesible por 83.45.12.78 y el correo por 83.45.12.79. Los PCs internos deben salir por PAT con la IP 83.45.12.78.</w:t>
       </w:r>
     </w:p>
@@ -544,6 +730,9 @@
         <w:pStyle w:val="BodyText"/>
       </w:pPr>
       <w:r>
+        <w:rPr>
+          <w:lang w:val="es-ES"/>
+        </w:rPr>
         <w:t xml:space="preserve">Configura todo.</w:t>
       </w:r>
     </w:p>
@@ -554,6 +743,9 @@
         <w:pStyle w:val="Heading2"/>
       </w:pPr>
       <w:r>
+        <w:rPr>
+          <w:lang w:val="es-ES"/>
+        </w:rPr>
         <w:t xml:space="preserve">7. Multi-NAT: servidores duales + PAT simultáneo</w:t>
       </w:r>
     </w:p>
@@ -562,97 +754,167 @@
         <w:pStyle w:val="FirstParagraph"/>
       </w:pPr>
       <w:r>
+        <w:rPr>
+          <w:lang w:val="es-ES"/>
+        </w:rPr>
         <w:t xml:space="preserve">Una empresa tiene:</w:t>
       </w:r>
       <w:r>
-        <w:t xml:space="preserve"> </w:t>
-      </w:r>
-      <w:r>
+        <w:rPr>
+          <w:lang w:val="es-ES"/>
+        </w:rPr>
+        <w:t xml:space="preserve"> </w:t>
+      </w:r>
+      <w:r>
+        <w:rPr>
+          <w:lang w:val="es-ES"/>
+        </w:rPr>
         <w:t xml:space="preserve">- Red interna 192.168.50.0/24, servidor web DMZ en 192.168.50.10 (puertos 80 y 443).</w:t>
       </w:r>
       <w:r>
-        <w:t xml:space="preserve"> </w:t>
-      </w:r>
-      <w:r>
+        <w:rPr>
+          <w:lang w:val="es-ES"/>
+        </w:rPr>
+        <w:t xml:space="preserve"> </w:t>
+      </w:r>
+      <w:r>
+        <w:rPr>
+          <w:lang w:val="es-ES"/>
+        </w:rPr>
         <w:t xml:space="preserve">- Dos IPs públicas: 83.45.12.78 y 83.45.12.79.</w:t>
       </w:r>
       <w:r>
-        <w:t xml:space="preserve"> </w:t>
-      </w:r>
-      <w:r>
+        <w:rPr>
+          <w:lang w:val="es-ES"/>
+        </w:rPr>
+        <w:t xml:space="preserve"> </w:t>
+      </w:r>
+      <w:r>
+        <w:rPr>
+          <w:lang w:val="es-ES"/>
+        </w:rPr>
         <w:t xml:space="preserve">- Los usuarios internos deben salir a Internet por</w:t>
       </w:r>
       <w:r>
+        <w:rPr>
+          <w:lang w:val="es-ES"/>
+        </w:rPr>
         <w:t xml:space="preserve"> </w:t>
       </w:r>
       <w:r>
         <w:rPr>
           <w:b/>
           <w:bCs/>
+          <w:lang w:val="es-ES"/>
         </w:rPr>
         <w:t xml:space="preserve">PAT</w:t>
       </w:r>
       <w:r>
-        <w:t xml:space="preserve"> </w:t>
-      </w:r>
-      <w:r>
+        <w:rPr>
+          <w:lang w:val="es-ES"/>
+        </w:rPr>
+        <w:t xml:space="preserve"> </w:t>
+      </w:r>
+      <w:r>
+        <w:rPr>
+          <w:lang w:val="es-ES"/>
+        </w:rPr>
         <w:t xml:space="preserve">con la IP 83.45.12.78.</w:t>
       </w:r>
       <w:r>
-        <w:t xml:space="preserve"> </w:t>
-      </w:r>
-      <w:r>
+        <w:rPr>
+          <w:lang w:val="es-ES"/>
+        </w:rPr>
+        <w:t xml:space="preserve"> </w:t>
+      </w:r>
+      <w:r>
+        <w:rPr>
+          <w:lang w:val="es-ES"/>
+        </w:rPr>
         <w:t xml:space="preserve">- El servidor web debe ser accesible desde fuera como</w:t>
       </w:r>
       <w:r>
+        <w:rPr>
+          <w:lang w:val="es-ES"/>
+        </w:rPr>
         <w:t xml:space="preserve"> </w:t>
       </w:r>
       <w:r>
         <w:rPr>
           <w:b/>
           <w:bCs/>
+          <w:lang w:val="es-ES"/>
         </w:rPr>
         <w:t xml:space="preserve">83.45.12.78:8080 → 192.168.50.10:80</w:t>
       </w:r>
       <w:r>
-        <w:t xml:space="preserve"> </w:t>
-      </w:r>
-      <w:r>
+        <w:rPr>
+          <w:lang w:val="es-ES"/>
+        </w:rPr>
+        <w:t xml:space="preserve"> </w:t>
+      </w:r>
+      <w:r>
+        <w:rPr>
+          <w:lang w:val="es-ES"/>
+        </w:rPr>
         <w:t xml:space="preserve">y</w:t>
       </w:r>
       <w:r>
+        <w:rPr>
+          <w:lang w:val="es-ES"/>
+        </w:rPr>
         <w:t xml:space="preserve"> </w:t>
       </w:r>
       <w:r>
         <w:rPr>
           <w:b/>
           <w:bCs/>
+          <w:lang w:val="es-ES"/>
         </w:rPr>
         <w:t xml:space="preserve">83.45.12.78:8443 → 192.168.50.10:443</w:t>
       </w:r>
       <w:r>
+        <w:rPr>
+          <w:lang w:val="es-ES"/>
+        </w:rPr>
         <w:t xml:space="preserve">.</w:t>
       </w:r>
       <w:r>
-        <w:t xml:space="preserve"> </w:t>
-      </w:r>
-      <w:r>
+        <w:rPr>
+          <w:lang w:val="es-ES"/>
+        </w:rPr>
+        <w:t xml:space="preserve"> </w:t>
+      </w:r>
+      <w:r>
+        <w:rPr>
+          <w:lang w:val="es-ES"/>
+        </w:rPr>
         <w:t xml:space="preserve">- Además, la IP pública 83.45.12.79 se reserva para un servidor de correo (192.168.50.20) con</w:t>
       </w:r>
       <w:r>
+        <w:rPr>
+          <w:lang w:val="es-ES"/>
+        </w:rPr>
         <w:t xml:space="preserve"> </w:t>
       </w:r>
       <w:r>
         <w:rPr>
           <w:b/>
           <w:bCs/>
+          <w:lang w:val="es-ES"/>
         </w:rPr>
         <w:t xml:space="preserve">NAT estático 1:1</w:t>
       </w:r>
       <w:r>
-        <w:t xml:space="preserve"> </w:t>
-      </w:r>
-      <w:r>
+        <w:rPr>
+          <w:lang w:val="es-ES"/>
+        </w:rPr>
+        <w:t xml:space="preserve"> </w:t>
+      </w:r>
+      <w:r>
+        <w:rPr>
+          <w:lang w:val="es-ES"/>
+        </w:rPr>
         <w:t xml:space="preserve">para los puertos 25, 587 y 993.</w:t>
       </w:r>
     </w:p>
@@ -661,6 +923,9 @@
         <w:pStyle w:val="BodyText"/>
       </w:pPr>
       <w:r>
+        <w:rPr>
+          <w:lang w:val="es-ES"/>
+        </w:rPr>
         <w:t xml:space="preserve">Configura todo el NAT en el router (interfaces: g0/0 LAN inside, g0/1 WAN outside).</w:t>
       </w:r>
     </w:p>
@@ -672,28 +937,45 @@
         <w:rPr>
           <w:b/>
           <w:bCs/>
+          <w:lang w:val="es-ES"/>
         </w:rPr>
         <w:t xml:space="preserve">Pista:</w:t>
       </w:r>
       <w:r>
-        <w:t xml:space="preserve"> </w:t>
-      </w:r>
-      <w:r>
+        <w:rPr>
+          <w:lang w:val="es-ES"/>
+        </w:rPr>
+        <w:t xml:space="preserve"> </w:t>
+      </w:r>
+      <w:r>
+        <w:rPr>
+          <w:lang w:val="es-ES"/>
+        </w:rPr>
         <w:t xml:space="preserve">puedes combinar PAT overload y</w:t>
       </w:r>
       <w:r>
+        <w:rPr>
+          <w:lang w:val="es-ES"/>
+        </w:rPr>
         <w:t xml:space="preserve"> </w:t>
       </w:r>
       <w:r>
         <w:rPr>
           <w:rStyle w:val="VerbatimChar"/>
+          <w:lang w:val="es-ES"/>
         </w:rPr>
         <w:t xml:space="preserve">ip nat inside source static tcp</w:t>
       </w:r>
       <w:r>
-        <w:t xml:space="preserve"> </w:t>
-      </w:r>
-      <w:r>
+        <w:rPr>
+          <w:lang w:val="es-ES"/>
+        </w:rPr>
+        <w:t xml:space="preserve"> </w:t>
+      </w:r>
+      <w:r>
+        <w:rPr>
+          <w:lang w:val="es-ES"/>
+        </w:rPr>
         <w:t xml:space="preserve">en el mismo router. Revisa que el tráfico saliente de los usuarios no colisione con las traducciones estáticas reservadas.</w:t>
       </w:r>
     </w:p>
@@ -704,12 +986,21 @@
         <w:pStyle w:val="Heading2"/>
       </w:pPr>
       <w:r>
+        <w:rPr>
+          <w:lang w:val="es-ES"/>
+        </w:rPr>
         <w:t xml:space="preserve">8. Diagnóstico:</w:t>
       </w:r>
       <w:r>
-        <w:t xml:space="preserve"> </w:t>
-      </w:r>
-      <w:r>
+        <w:rPr>
+          <w:lang w:val="es-ES"/>
+        </w:rPr>
+        <w:t xml:space="preserve"> </w:t>
+      </w:r>
+      <w:r>
+        <w:rPr>
+          <w:lang w:val="es-ES"/>
+        </w:rPr>
         <w:t xml:space="preserve">“no salimos a Internet”</w:t>
       </w:r>
     </w:p>
@@ -718,6 +1009,9 @@
         <w:pStyle w:val="FirstParagraph"/>
       </w:pPr>
       <w:r>
+        <w:rPr>
+          <w:lang w:val="es-ES"/>
+        </w:rPr>
         <w:t xml:space="preserve">En el instituto no sale Internet. Configuración actual de R1:</w:t>
       </w:r>
     </w:p>
@@ -730,6 +1024,9 @@
         </w:numPr>
       </w:pPr>
       <w:r>
+        <w:rPr>
+          <w:lang w:val="es-ES"/>
+        </w:rPr>
         <w:t xml:space="preserve">g0/0: 192.168.1.1/24 (inside LAN)</w:t>
       </w:r>
     </w:p>
@@ -742,6 +1039,9 @@
         </w:numPr>
       </w:pPr>
       <w:r>
+        <w:rPr>
+          <w:lang w:val="es-ES"/>
+        </w:rPr>
         <w:t xml:space="preserve">g0/1: 203.0.113.2/30 (outside, hacia el ISP con ruta por defecto)</w:t>
       </w:r>
     </w:p>
@@ -756,6 +1056,7 @@
       <w:r>
         <w:rPr>
           <w:rStyle w:val="VerbatimChar"/>
+          <w:lang w:val="es-ES"/>
         </w:rPr>
         <w:t xml:space="preserve">ip nat inside source list 1 interface g0/1 overload</w:t>
       </w:r>
@@ -771,6 +1072,7 @@
       <w:r>
         <w:rPr>
           <w:rStyle w:val="VerbatimChar"/>
+          <w:lang w:val="es-ES"/>
         </w:rPr>
         <w:t xml:space="preserve">access-list 1 permit 192.168.1.0 0.0.0.255</w:t>
       </w:r>
@@ -780,22 +1082,35 @@
         <w:pStyle w:val="FirstParagraph"/>
       </w:pPr>
       <w:r>
+        <w:rPr>
+          <w:lang w:val="es-ES"/>
+        </w:rPr>
         <w:t xml:space="preserve">Síntoma: los PCs hacen ping al gateway (192.168.1.1) y a 203.0.113.2, pero</w:t>
       </w:r>
       <w:r>
+        <w:rPr>
+          <w:lang w:val="es-ES"/>
+        </w:rPr>
         <w:t xml:space="preserve"> </w:t>
       </w:r>
       <w:r>
         <w:rPr>
           <w:b/>
           <w:bCs/>
+          <w:lang w:val="es-ES"/>
         </w:rPr>
         <w:t xml:space="preserve">no</w:t>
       </w:r>
       <w:r>
-        <w:t xml:space="preserve"> </w:t>
-      </w:r>
-      <w:r>
+        <w:rPr>
+          <w:lang w:val="es-ES"/>
+        </w:rPr>
+        <w:t xml:space="preserve"> </w:t>
+      </w:r>
+      <w:r>
+        <w:rPr>
+          <w:lang w:val="es-ES"/>
+        </w:rPr>
         <w:t xml:space="preserve">a 8.8.8.8.</w:t>
       </w:r>
     </w:p>
@@ -808,6 +1123,9 @@
         </w:numPr>
       </w:pPr>
       <w:r>
+        <w:rPr>
+          <w:lang w:val="es-ES"/>
+        </w:rPr>
         <w:t xml:space="preserve">Ordena las comprobaciones de diagnóstico que harías, de la más básica a la más específica.</w:t>
       </w:r>
     </w:p>
@@ -820,6 +1138,9 @@
         </w:numPr>
       </w:pPr>
       <w:r>
+        <w:rPr>
+          <w:lang w:val="es-ES"/>
+        </w:rPr>
         <w:t xml:space="preserve">¿Qué comando confirma que NAT está traduciendo? ¿Qué esperas ver?</w:t>
       </w:r>
     </w:p>
@@ -832,21 +1153,34 @@
         </w:numPr>
       </w:pPr>
       <w:r>
+        <w:rPr>
+          <w:lang w:val="es-ES"/>
+        </w:rPr>
         <w:t xml:space="preserve">Tras revisar, ves que</w:t>
       </w:r>
       <w:r>
+        <w:rPr>
+          <w:lang w:val="es-ES"/>
+        </w:rPr>
         <w:t xml:space="preserve"> </w:t>
       </w:r>
       <w:r>
         <w:rPr>
           <w:rStyle w:val="VerbatimChar"/>
+          <w:lang w:val="es-ES"/>
         </w:rPr>
         <w:t xml:space="preserve">show ip nat translations</w:t>
       </w:r>
       <w:r>
-        <w:t xml:space="preserve"> </w:t>
-      </w:r>
-      <w:r>
+        <w:rPr>
+          <w:lang w:val="es-ES"/>
+        </w:rPr>
+        <w:t xml:space="preserve"> </w:t>
+      </w:r>
+      <w:r>
+        <w:rPr>
+          <w:lang w:val="es-ES"/>
+        </w:rPr>
         <w:t xml:space="preserve">está vacío aunque hay tráfico. ¿Qué comprobarías a continuación? Da al menos 3 causas probables.</w:t>
       </w:r>
     </w:p>
@@ -859,43 +1193,67 @@
         </w:numPr>
       </w:pPr>
       <w:r>
+        <w:rPr>
+          <w:lang w:val="es-ES"/>
+        </w:rPr>
         <w:t xml:space="preserve">Encuentra el fallo real: las interfaces g0/0 y g0/1</w:t>
       </w:r>
       <w:r>
+        <w:rPr>
+          <w:lang w:val="es-ES"/>
+        </w:rPr>
         <w:t xml:space="preserve"> </w:t>
       </w:r>
       <w:r>
         <w:rPr>
           <w:b/>
           <w:bCs/>
+          <w:lang w:val="es-ES"/>
         </w:rPr>
         <w:t xml:space="preserve">no tienen</w:t>
       </w:r>
       <w:r>
+        <w:rPr>
+          <w:lang w:val="es-ES"/>
+        </w:rPr>
         <w:t xml:space="preserve"> </w:t>
       </w:r>
       <w:r>
         <w:rPr>
           <w:rStyle w:val="VerbatimChar"/>
+          <w:lang w:val="es-ES"/>
         </w:rPr>
         <w:t xml:space="preserve">ip nat inside</w:t>
       </w:r>
       <w:r>
-        <w:t xml:space="preserve"> </w:t>
-      </w:r>
-      <w:r>
+        <w:rPr>
+          <w:lang w:val="es-ES"/>
+        </w:rPr>
+        <w:t xml:space="preserve"> </w:t>
+      </w:r>
+      <w:r>
+        <w:rPr>
+          <w:lang w:val="es-ES"/>
+        </w:rPr>
         <w:t xml:space="preserve">/</w:t>
       </w:r>
       <w:r>
+        <w:rPr>
+          <w:lang w:val="es-ES"/>
+        </w:rPr>
         <w:t xml:space="preserve"> </w:t>
       </w:r>
       <w:r>
         <w:rPr>
           <w:rStyle w:val="VerbatimChar"/>
+          <w:lang w:val="es-ES"/>
         </w:rPr>
         <w:t xml:space="preserve">ip nat outside</w:t>
       </w:r>
       <w:r>
+        <w:rPr>
+          <w:lang w:val="es-ES"/>
+        </w:rPr>
         <w:t xml:space="preserve">. Explica por qué sin esas marcas no hay traducción, aunque el resto de comandos sean correctos.</w:t>
       </w:r>
     </w:p>
@@ -907,25 +1265,39 @@
         <w:rPr>
           <w:b/>
           <w:bCs/>
+          <w:lang w:val="es-ES"/>
         </w:rPr>
         <w:t xml:space="preserve">Pista:</w:t>
       </w:r>
       <w:r>
-        <w:t xml:space="preserve"> </w:t>
-      </w:r>
-      <w:r>
+        <w:rPr>
+          <w:lang w:val="es-ES"/>
+        </w:rPr>
+        <w:t xml:space="preserve"> </w:t>
+      </w:r>
+      <w:r>
+        <w:rPr>
+          <w:lang w:val="es-ES"/>
+        </w:rPr>
         <w:t xml:space="preserve">NAT se diagnostica en progresión: primero conectividad, luego traducción, luego ruta. Sin</w:t>
       </w:r>
       <w:r>
+        <w:rPr>
+          <w:lang w:val="es-ES"/>
+        </w:rPr>
         <w:t xml:space="preserve"> </w:t>
       </w:r>
       <w:r>
         <w:rPr>
           <w:rStyle w:val="VerbatimChar"/>
+          <w:lang w:val="es-ES"/>
         </w:rPr>
         <w:t xml:space="preserve">ip nat inside/outside</w:t>
       </w:r>
       <w:r>
+        <w:rPr>
+          <w:lang w:val="es-ES"/>
+        </w:rPr>
         <w:t xml:space="preserve">, el router no sabe qué tráfico traducir: los paquetes salen sin traducir (o se descartan) y la tabla NAT queda vacía.</w:t>
       </w:r>
     </w:p>

--- a/docx/09-nat-pat/boletin-U09-avanzado.docx
+++ b/docx/09-nat-pat/boletin-U09-avanzado.docx
@@ -15,9 +15,6 @@
             <w:pStyle w:val="TOCHeading"/>
           </w:pPr>
           <w:r>
-            <w:rPr>
-              <w:lang w:val="es-ES"/>
-            </w:rPr>
             <w:t xml:space="preserve">Table of Contents</w:t>
           </w:r>
         </w:p>
@@ -37,9 +34,6 @@
         <w:pStyle w:val="Heading1"/>
       </w:pPr>
       <w:r>
-        <w:rPr>
-          <w:lang w:val="es-ES"/>
-        </w:rPr>
         <w:t xml:space="preserve">Boletín UD9 — Avanzado</w:t>
       </w:r>
     </w:p>
@@ -50,9 +44,6 @@
         <w:pStyle w:val="Heading1"/>
       </w:pPr>
       <w:r>
-        <w:rPr>
-          <w:lang w:val="es-ES"/>
-        </w:rPr>
         <w:t xml:space="preserve">📝 Boletín UD9 — Avanzado</w:t>
       </w:r>
     </w:p>
@@ -61,9 +52,6 @@
         <w:pStyle w:val="BlockText"/>
       </w:pPr>
       <w:r>
-        <w:rPr>
-          <w:lang w:val="es-ES"/>
-        </w:rPr>
         <w:t xml:space="preserve">Ejercicios que requieren comprender NAT en profundidad.</w:t>
       </w:r>
     </w:p>
@@ -80,9 +68,6 @@
         <w:pStyle w:val="Heading2"/>
       </w:pPr>
       <w:r>
-        <w:rPr>
-          <w:lang w:val="es-ES"/>
-        </w:rPr>
         <w:t xml:space="preserve">1. Traducción manual</w:t>
       </w:r>
     </w:p>
@@ -91,9 +76,6 @@
         <w:pStyle w:val="FirstParagraph"/>
       </w:pPr>
       <w:r>
-        <w:rPr>
-          <w:lang w:val="es-ES"/>
-        </w:rPr>
         <w:t xml:space="preserve">Dado el siguiente escenario:</w:t>
       </w:r>
     </w:p>
@@ -106,9 +88,6 @@
         </w:numPr>
       </w:pPr>
       <w:r>
-        <w:rPr>
-          <w:lang w:val="es-ES"/>
-        </w:rPr>
         <w:t xml:space="preserve">PC1: 192.168.1.10, accede a 8.8.8.8:80 (HTTP)</w:t>
       </w:r>
     </w:p>
@@ -121,9 +100,6 @@
         </w:numPr>
       </w:pPr>
       <w:r>
-        <w:rPr>
-          <w:lang w:val="es-ES"/>
-        </w:rPr>
         <w:t xml:space="preserve">PC2: 192.168.1.20, accede a 8.8.8.8:53 (DNS)</w:t>
       </w:r>
     </w:p>
@@ -136,9 +112,6 @@
         </w:numPr>
       </w:pPr>
       <w:r>
-        <w:rPr>
-          <w:lang w:val="es-ES"/>
-        </w:rPr>
         <w:t xml:space="preserve">Router NAT IP pública: 83.45.12.78</w:t>
       </w:r>
     </w:p>
@@ -147,9 +120,6 @@
         <w:pStyle w:val="FirstParagraph"/>
       </w:pPr>
       <w:r>
-        <w:rPr>
-          <w:lang w:val="es-ES"/>
-        </w:rPr>
         <w:t xml:space="preserve">El PC1 usa puerto origen 50000 y PC2 puerto 50000 también. Completa la tabla NAT:</w:t>
       </w:r>
     </w:p>
@@ -177,9 +147,6 @@
               <w:pStyle w:val="Compact"/>
             </w:pPr>
             <w:r>
-              <w:rPr>
-                <w:lang w:val="es-ES"/>
-              </w:rPr>
               <w:t xml:space="preserve">Pro</w:t>
             </w:r>
           </w:p>
@@ -191,9 +158,6 @@
               <w:pStyle w:val="Compact"/>
             </w:pPr>
             <w:r>
-              <w:rPr>
-                <w:lang w:val="es-ES"/>
-              </w:rPr>
               <w:t xml:space="preserve">Inside global</w:t>
             </w:r>
           </w:p>
@@ -205,9 +169,6 @@
               <w:pStyle w:val="Compact"/>
             </w:pPr>
             <w:r>
-              <w:rPr>
-                <w:lang w:val="es-ES"/>
-              </w:rPr>
               <w:t xml:space="preserve">Inside local</w:t>
             </w:r>
           </w:p>
@@ -219,9 +180,6 @@
               <w:pStyle w:val="Compact"/>
             </w:pPr>
             <w:r>
-              <w:rPr>
-                <w:lang w:val="es-ES"/>
-              </w:rPr>
               <w:t xml:space="preserve">Outside local</w:t>
             </w:r>
           </w:p>
@@ -233,9 +191,6 @@
               <w:pStyle w:val="Compact"/>
             </w:pPr>
             <w:r>
-              <w:rPr>
-                <w:lang w:val="es-ES"/>
-              </w:rPr>
               <w:t xml:space="preserve">Outside global</w:t>
             </w:r>
           </w:p>
@@ -249,9 +204,6 @@
               <w:pStyle w:val="Compact"/>
             </w:pPr>
             <w:r>
-              <w:rPr>
-                <w:lang w:val="es-ES"/>
-              </w:rPr>
               <w:t xml:space="preserve">tcp</w:t>
             </w:r>
           </w:p>
@@ -263,9 +215,6 @@
               <w:pStyle w:val="Compact"/>
             </w:pPr>
             <w:r>
-              <w:rPr>
-                <w:lang w:val="es-ES"/>
-              </w:rPr>
               <w:t xml:space="preserve">83.45.12.78:___</w:t>
             </w:r>
           </w:p>
@@ -277,9 +226,6 @@
               <w:pStyle w:val="Compact"/>
             </w:pPr>
             <w:r>
-              <w:rPr>
-                <w:lang w:val="es-ES"/>
-              </w:rPr>
               <w:t xml:space="preserve">192.168.1.10:50000</w:t>
             </w:r>
           </w:p>
@@ -291,9 +237,6 @@
               <w:pStyle w:val="Compact"/>
             </w:pPr>
             <w:r>
-              <w:rPr>
-                <w:lang w:val="es-ES"/>
-              </w:rPr>
               <w:t xml:space="preserve">8.8.8.8:80</w:t>
             </w:r>
           </w:p>
@@ -305,9 +248,6 @@
               <w:pStyle w:val="Compact"/>
             </w:pPr>
             <w:r>
-              <w:rPr>
-                <w:lang w:val="es-ES"/>
-              </w:rPr>
               <w:t xml:space="preserve">8.8.8.8:80</w:t>
             </w:r>
           </w:p>
@@ -321,9 +261,6 @@
               <w:pStyle w:val="Compact"/>
             </w:pPr>
             <w:r>
-              <w:rPr>
-                <w:lang w:val="es-ES"/>
-              </w:rPr>
               <w:t xml:space="preserve">udp</w:t>
             </w:r>
           </w:p>
@@ -335,9 +272,6 @@
               <w:pStyle w:val="Compact"/>
             </w:pPr>
             <w:r>
-              <w:rPr>
-                <w:lang w:val="es-ES"/>
-              </w:rPr>
               <w:t xml:space="preserve">___</w:t>
             </w:r>
           </w:p>
@@ -349,9 +283,6 @@
               <w:pStyle w:val="Compact"/>
             </w:pPr>
             <w:r>
-              <w:rPr>
-                <w:lang w:val="es-ES"/>
-              </w:rPr>
               <w:t xml:space="preserve">192.168.1.20:50000</w:t>
             </w:r>
           </w:p>
@@ -363,9 +294,6 @@
               <w:pStyle w:val="Compact"/>
             </w:pPr>
             <w:r>
-              <w:rPr>
-                <w:lang w:val="es-ES"/>
-              </w:rPr>
               <w:t xml:space="preserve">8.8.8.8:53</w:t>
             </w:r>
           </w:p>
@@ -377,9 +305,6 @@
               <w:pStyle w:val="Compact"/>
             </w:pPr>
             <w:r>
-              <w:rPr>
-                <w:lang w:val="es-ES"/>
-              </w:rPr>
               <w:t xml:space="preserve">8.8.8.8:53</w:t>
             </w:r>
           </w:p>
@@ -393,9 +318,6 @@
         <w:pStyle w:val="Heading2"/>
       </w:pPr>
       <w:r>
-        <w:rPr>
-          <w:lang w:val="es-ES"/>
-        </w:rPr>
         <w:t xml:space="preserve">2. Problema con FTP activo</w:t>
       </w:r>
     </w:p>
@@ -404,9 +326,6 @@
         <w:pStyle w:val="FirstParagraph"/>
       </w:pPr>
       <w:r>
-        <w:rPr>
-          <w:lang w:val="es-ES"/>
-        </w:rPr>
         <w:t xml:space="preserve">Un usuario interno (192.168.1.10) intenta usar FTP activo para enviar un archivo a un servidor externo (200.100.50.1). El protocolo FTP activo funciona así:</w:t>
       </w:r>
     </w:p>
@@ -419,9 +338,6 @@
         </w:numPr>
       </w:pPr>
       <w:r>
-        <w:rPr>
-          <w:lang w:val="es-ES"/>
-        </w:rPr>
         <w:t xml:space="preserve">El cliente abre puerto 1025 para datos.</w:t>
       </w:r>
     </w:p>
@@ -434,9 +350,6 @@
         </w:numPr>
       </w:pPr>
       <w:r>
-        <w:rPr>
-          <w:lang w:val="es-ES"/>
-        </w:rPr>
         <w:t xml:space="preserve">El cliente envía el comando PORT 192,168,1,10,4,1 (puerto 4×256+1=1025).</w:t>
       </w:r>
     </w:p>
@@ -449,9 +362,6 @@
         </w:numPr>
       </w:pPr>
       <w:r>
-        <w:rPr>
-          <w:lang w:val="es-ES"/>
-        </w:rPr>
         <w:t xml:space="preserve">El servidor intenta conectar a 192.168.1.10:1025.</w:t>
       </w:r>
     </w:p>
@@ -460,9 +370,6 @@
         <w:pStyle w:val="FirstParagraph"/>
       </w:pPr>
       <w:r>
-        <w:rPr>
-          <w:lang w:val="es-ES"/>
-        </w:rPr>
         <w:t xml:space="preserve">¿Por qué falla? ¿Cómo lo solucionas?</w:t>
       </w:r>
     </w:p>
@@ -473,9 +380,6 @@
         <w:pStyle w:val="Heading2"/>
       </w:pPr>
       <w:r>
-        <w:rPr>
-          <w:lang w:val="es-ES"/>
-        </w:rPr>
         <w:t xml:space="preserve">3. Configuración multi-NAT</w:t>
       </w:r>
     </w:p>
@@ -484,45 +388,24 @@
         <w:pStyle w:val="FirstParagraph"/>
       </w:pPr>
       <w:r>
-        <w:rPr>
-          <w:lang w:val="es-ES"/>
-        </w:rPr>
         <w:t xml:space="preserve">Una empresa tiene dos servidores internos:</w:t>
       </w:r>
       <w:r>
-        <w:rPr>
-          <w:lang w:val="es-ES"/>
-        </w:rPr>
-        <w:t xml:space="preserve"> </w:t>
-      </w:r>
-      <w:r>
-        <w:rPr>
-          <w:lang w:val="es-ES"/>
-        </w:rPr>
+        <w:t xml:space="preserve"> </w:t>
+      </w:r>
+      <w:r>
         <w:t xml:space="preserve">- Servidor web en 192.168.1.10:80 y 192.168.1.10:443</w:t>
       </w:r>
       <w:r>
-        <w:rPr>
-          <w:lang w:val="es-ES"/>
-        </w:rPr>
-        <w:t xml:space="preserve"> </w:t>
-      </w:r>
-      <w:r>
-        <w:rPr>
-          <w:lang w:val="es-ES"/>
-        </w:rPr>
+        <w:t xml:space="preserve"> </w:t>
+      </w:r>
+      <w:r>
         <w:t xml:space="preserve">- Servidor SSH en 192.168.1.20:22</w:t>
       </w:r>
       <w:r>
-        <w:rPr>
-          <w:lang w:val="es-ES"/>
-        </w:rPr>
-        <w:t xml:space="preserve"> </w:t>
-      </w:r>
-      <w:r>
-        <w:rPr>
-          <w:lang w:val="es-ES"/>
-        </w:rPr>
+        <w:t xml:space="preserve"> </w:t>
+      </w:r>
+      <w:r>
         <w:t xml:space="preserve">- IP pública: 83.45.12.78</w:t>
       </w:r>
     </w:p>
@@ -531,45 +414,24 @@
         <w:pStyle w:val="BodyText"/>
       </w:pPr>
       <w:r>
-        <w:rPr>
-          <w:lang w:val="es-ES"/>
-        </w:rPr>
         <w:t xml:space="preserve">Quieren:</w:t>
       </w:r>
       <w:r>
-        <w:rPr>
-          <w:lang w:val="es-ES"/>
-        </w:rPr>
-        <w:t xml:space="preserve"> </w:t>
-      </w:r>
-      <w:r>
-        <w:rPr>
-          <w:lang w:val="es-ES"/>
-        </w:rPr>
+        <w:t xml:space="preserve"> </w:t>
+      </w:r>
+      <w:r>
         <w:t xml:space="preserve">- Web accesible desde fuera como 83.45.12.78:8080 → 192.168.1.10:80</w:t>
       </w:r>
       <w:r>
-        <w:rPr>
-          <w:lang w:val="es-ES"/>
-        </w:rPr>
-        <w:t xml:space="preserve"> </w:t>
-      </w:r>
-      <w:r>
-        <w:rPr>
-          <w:lang w:val="es-ES"/>
-        </w:rPr>
+        <w:t xml:space="preserve"> </w:t>
+      </w:r>
+      <w:r>
         <w:t xml:space="preserve">- HTTPS accesible como 83.45.12.78:8443 → 192.168.1.10:443</w:t>
       </w:r>
       <w:r>
-        <w:rPr>
-          <w:lang w:val="es-ES"/>
-        </w:rPr>
-        <w:t xml:space="preserve"> </w:t>
-      </w:r>
-      <w:r>
-        <w:rPr>
-          <w:lang w:val="es-ES"/>
-        </w:rPr>
+        <w:t xml:space="preserve"> </w:t>
+      </w:r>
+      <w:r>
         <w:t xml:space="preserve">- SSH accesible como 83.45.12.78:2222 → 192.168.1.20:22</w:t>
       </w:r>
     </w:p>
@@ -578,9 +440,6 @@
         <w:pStyle w:val="BodyText"/>
       </w:pPr>
       <w:r>
-        <w:rPr>
-          <w:lang w:val="es-ES"/>
-        </w:rPr>
         <w:t xml:space="preserve">Configura el NAT destino necesario.</w:t>
       </w:r>
     </w:p>
@@ -591,9 +450,6 @@
         <w:pStyle w:val="Heading2"/>
       </w:pPr>
       <w:r>
-        <w:rPr>
-          <w:lang w:val="es-ES"/>
-        </w:rPr>
         <w:t xml:space="preserve">4. NAT + VPN</w:t>
       </w:r>
     </w:p>
@@ -602,9 +458,6 @@
         <w:pStyle w:val="FirstParagraph"/>
       </w:pPr>
       <w:r>
-        <w:rPr>
-          <w:lang w:val="es-ES"/>
-        </w:rPr>
         <w:t xml:space="preserve">Un empleado necesita conectar por VPN (IPsec) a la oficina. El router de la oficina hace NAT.</w:t>
       </w:r>
     </w:p>
@@ -613,9 +466,6 @@
         <w:pStyle w:val="BodyText"/>
       </w:pPr>
       <w:r>
-        <w:rPr>
-          <w:lang w:val="es-ES"/>
-        </w:rPr>
         <w:t xml:space="preserve">Pero IPsec no funciona a través de NAT. ¿Por qué? ¿Qué solución existe?</w:t>
       </w:r>
     </w:p>
@@ -626,9 +476,6 @@
         <w:pStyle w:val="Heading2"/>
       </w:pPr>
       <w:r>
-        <w:rPr>
-          <w:lang w:val="es-ES"/>
-        </w:rPr>
         <w:t xml:space="preserve">5. Análisis de timeouts</w:t>
       </w:r>
     </w:p>
@@ -637,9 +484,6 @@
         <w:pStyle w:val="FirstParagraph"/>
       </w:pPr>
       <w:r>
-        <w:rPr>
-          <w:lang w:val="es-ES"/>
-        </w:rPr>
         <w:t xml:space="preserve">Un usuario se queja de que su conexión SSH se corta después de 5 minutos de inactividad. La tabla NAT tiene un timeout de 5 minutos para UDP y configurable para TCP.</w:t>
       </w:r>
     </w:p>
@@ -648,9 +492,6 @@
         <w:pStyle w:val="BodyText"/>
       </w:pPr>
       <w:r>
-        <w:rPr>
-          <w:lang w:val="es-ES"/>
-        </w:rPr>
         <w:t xml:space="preserve">¿Por qué se corta la conexión aunque el timeout NAT no haya expirado? ¿Dónde está el verdadero problema?</w:t>
       </w:r>
     </w:p>
@@ -661,9 +502,6 @@
         <w:pStyle w:val="Heading2"/>
       </w:pPr>
       <w:r>
-        <w:rPr>
-          <w:lang w:val="es-ES"/>
-        </w:rPr>
         <w:t xml:space="preserve">6. NAT y servidores duales</w:t>
       </w:r>
     </w:p>
@@ -672,45 +510,24 @@
         <w:pStyle w:val="FirstParagraph"/>
       </w:pPr>
       <w:r>
-        <w:rPr>
-          <w:lang w:val="es-ES"/>
-        </w:rPr>
         <w:t xml:space="preserve">Una empresa tiene:</w:t>
       </w:r>
       <w:r>
-        <w:rPr>
-          <w:lang w:val="es-ES"/>
-        </w:rPr>
-        <w:t xml:space="preserve"> </w:t>
-      </w:r>
-      <w:r>
-        <w:rPr>
-          <w:lang w:val="es-ES"/>
-        </w:rPr>
+        <w:t xml:space="preserve"> </w:t>
+      </w:r>
+      <w:r>
         <w:t xml:space="preserve">- 2 IPs públicas: 83.45.12.78 y 83.45.12.79</w:t>
       </w:r>
       <w:r>
-        <w:rPr>
-          <w:lang w:val="es-ES"/>
-        </w:rPr>
-        <w:t xml:space="preserve"> </w:t>
-      </w:r>
-      <w:r>
-        <w:rPr>
-          <w:lang w:val="es-ES"/>
-        </w:rPr>
+        <w:t xml:space="preserve"> </w:t>
+      </w:r>
+      <w:r>
         <w:t xml:space="preserve">- Servidor web interno: 192.168.10.10</w:t>
       </w:r>
       <w:r>
-        <w:rPr>
-          <w:lang w:val="es-ES"/>
-        </w:rPr>
-        <w:t xml:space="preserve"> </w:t>
-      </w:r>
-      <w:r>
-        <w:rPr>
-          <w:lang w:val="es-ES"/>
-        </w:rPr>
+        <w:t xml:space="preserve"> </w:t>
+      </w:r>
+      <w:r>
         <w:t xml:space="preserve">- Servidor de correo interno: 192.168.10.20</w:t>
       </w:r>
     </w:p>
@@ -719,9 +536,6 @@
         <w:pStyle w:val="BodyText"/>
       </w:pPr>
       <w:r>
-        <w:rPr>
-          <w:lang w:val="es-ES"/>
-        </w:rPr>
         <w:t xml:space="preserve">Quieren que el web sea accesible por 83.45.12.78 y el correo por 83.45.12.79. Los PCs internos deben salir por PAT con la IP 83.45.12.78.</w:t>
       </w:r>
     </w:p>
@@ -730,9 +544,6 @@
         <w:pStyle w:val="BodyText"/>
       </w:pPr>
       <w:r>
-        <w:rPr>
-          <w:lang w:val="es-ES"/>
-        </w:rPr>
         <w:t xml:space="preserve">Configura todo.</w:t>
       </w:r>
     </w:p>
@@ -743,9 +554,6 @@
         <w:pStyle w:val="Heading2"/>
       </w:pPr>
       <w:r>
-        <w:rPr>
-          <w:lang w:val="es-ES"/>
-        </w:rPr>
         <w:t xml:space="preserve">7. Multi-NAT: servidores duales + PAT simultáneo</w:t>
       </w:r>
     </w:p>
@@ -754,167 +562,97 @@
         <w:pStyle w:val="FirstParagraph"/>
       </w:pPr>
       <w:r>
-        <w:rPr>
-          <w:lang w:val="es-ES"/>
-        </w:rPr>
         <w:t xml:space="preserve">Una empresa tiene:</w:t>
       </w:r>
       <w:r>
-        <w:rPr>
-          <w:lang w:val="es-ES"/>
-        </w:rPr>
-        <w:t xml:space="preserve"> </w:t>
-      </w:r>
-      <w:r>
-        <w:rPr>
-          <w:lang w:val="es-ES"/>
-        </w:rPr>
+        <w:t xml:space="preserve"> </w:t>
+      </w:r>
+      <w:r>
         <w:t xml:space="preserve">- Red interna 192.168.50.0/24, servidor web DMZ en 192.168.50.10 (puertos 80 y 443).</w:t>
       </w:r>
       <w:r>
-        <w:rPr>
-          <w:lang w:val="es-ES"/>
-        </w:rPr>
-        <w:t xml:space="preserve"> </w:t>
-      </w:r>
-      <w:r>
-        <w:rPr>
-          <w:lang w:val="es-ES"/>
-        </w:rPr>
+        <w:t xml:space="preserve"> </w:t>
+      </w:r>
+      <w:r>
         <w:t xml:space="preserve">- Dos IPs públicas: 83.45.12.78 y 83.45.12.79.</w:t>
       </w:r>
       <w:r>
-        <w:rPr>
-          <w:lang w:val="es-ES"/>
-        </w:rPr>
-        <w:t xml:space="preserve"> </w:t>
-      </w:r>
-      <w:r>
-        <w:rPr>
-          <w:lang w:val="es-ES"/>
-        </w:rPr>
+        <w:t xml:space="preserve"> </w:t>
+      </w:r>
+      <w:r>
         <w:t xml:space="preserve">- Los usuarios internos deben salir a Internet por</w:t>
       </w:r>
       <w:r>
-        <w:rPr>
-          <w:lang w:val="es-ES"/>
-        </w:rPr>
         <w:t xml:space="preserve"> </w:t>
       </w:r>
       <w:r>
         <w:rPr>
           <w:b/>
           <w:bCs/>
-          <w:lang w:val="es-ES"/>
         </w:rPr>
         <w:t xml:space="preserve">PAT</w:t>
       </w:r>
       <w:r>
-        <w:rPr>
-          <w:lang w:val="es-ES"/>
-        </w:rPr>
-        <w:t xml:space="preserve"> </w:t>
-      </w:r>
-      <w:r>
-        <w:rPr>
-          <w:lang w:val="es-ES"/>
-        </w:rPr>
+        <w:t xml:space="preserve"> </w:t>
+      </w:r>
+      <w:r>
         <w:t xml:space="preserve">con la IP 83.45.12.78.</w:t>
       </w:r>
       <w:r>
-        <w:rPr>
-          <w:lang w:val="es-ES"/>
-        </w:rPr>
-        <w:t xml:space="preserve"> </w:t>
-      </w:r>
-      <w:r>
-        <w:rPr>
-          <w:lang w:val="es-ES"/>
-        </w:rPr>
+        <w:t xml:space="preserve"> </w:t>
+      </w:r>
+      <w:r>
         <w:t xml:space="preserve">- El servidor web debe ser accesible desde fuera como</w:t>
       </w:r>
       <w:r>
-        <w:rPr>
-          <w:lang w:val="es-ES"/>
-        </w:rPr>
         <w:t xml:space="preserve"> </w:t>
       </w:r>
       <w:r>
         <w:rPr>
           <w:b/>
           <w:bCs/>
-          <w:lang w:val="es-ES"/>
         </w:rPr>
         <w:t xml:space="preserve">83.45.12.78:8080 → 192.168.50.10:80</w:t>
       </w:r>
       <w:r>
-        <w:rPr>
-          <w:lang w:val="es-ES"/>
-        </w:rPr>
-        <w:t xml:space="preserve"> </w:t>
-      </w:r>
-      <w:r>
-        <w:rPr>
-          <w:lang w:val="es-ES"/>
-        </w:rPr>
+        <w:t xml:space="preserve"> </w:t>
+      </w:r>
+      <w:r>
         <w:t xml:space="preserve">y</w:t>
       </w:r>
       <w:r>
-        <w:rPr>
-          <w:lang w:val="es-ES"/>
-        </w:rPr>
         <w:t xml:space="preserve"> </w:t>
       </w:r>
       <w:r>
         <w:rPr>
           <w:b/>
           <w:bCs/>
-          <w:lang w:val="es-ES"/>
         </w:rPr>
         <w:t xml:space="preserve">83.45.12.78:8443 → 192.168.50.10:443</w:t>
       </w:r>
       <w:r>
-        <w:rPr>
-          <w:lang w:val="es-ES"/>
-        </w:rPr>
         <w:t xml:space="preserve">.</w:t>
       </w:r>
       <w:r>
-        <w:rPr>
-          <w:lang w:val="es-ES"/>
-        </w:rPr>
-        <w:t xml:space="preserve"> </w:t>
-      </w:r>
-      <w:r>
-        <w:rPr>
-          <w:lang w:val="es-ES"/>
-        </w:rPr>
+        <w:t xml:space="preserve"> </w:t>
+      </w:r>
+      <w:r>
         <w:t xml:space="preserve">- Además, la IP pública 83.45.12.79 se reserva para un servidor de correo (192.168.50.20) con</w:t>
       </w:r>
       <w:r>
-        <w:rPr>
-          <w:lang w:val="es-ES"/>
-        </w:rPr>
         <w:t xml:space="preserve"> </w:t>
       </w:r>
       <w:r>
         <w:rPr>
           <w:b/>
           <w:bCs/>
-          <w:lang w:val="es-ES"/>
         </w:rPr>
         <w:t xml:space="preserve">NAT estático 1:1</w:t>
       </w:r>
       <w:r>
-        <w:rPr>
-          <w:lang w:val="es-ES"/>
-        </w:rPr>
-        <w:t xml:space="preserve"> </w:t>
-      </w:r>
-      <w:r>
-        <w:rPr>
-          <w:lang w:val="es-ES"/>
-        </w:rPr>
+        <w:t xml:space="preserve"> </w:t>
+      </w:r>
+      <w:r>
         <w:t xml:space="preserve">para los puertos 25, 587 y 993.</w:t>
       </w:r>
     </w:p>
@@ -923,9 +661,6 @@
         <w:pStyle w:val="BodyText"/>
       </w:pPr>
       <w:r>
-        <w:rPr>
-          <w:lang w:val="es-ES"/>
-        </w:rPr>
         <w:t xml:space="preserve">Configura todo el NAT en el router (interfaces: g0/0 LAN inside, g0/1 WAN outside).</w:t>
       </w:r>
     </w:p>
@@ -937,45 +672,28 @@
         <w:rPr>
           <w:b/>
           <w:bCs/>
-          <w:lang w:val="es-ES"/>
         </w:rPr>
         <w:t xml:space="preserve">Pista:</w:t>
       </w:r>
       <w:r>
-        <w:rPr>
-          <w:lang w:val="es-ES"/>
-        </w:rPr>
-        <w:t xml:space="preserve"> </w:t>
-      </w:r>
-      <w:r>
-        <w:rPr>
-          <w:lang w:val="es-ES"/>
-        </w:rPr>
+        <w:t xml:space="preserve"> </w:t>
+      </w:r>
+      <w:r>
         <w:t xml:space="preserve">puedes combinar PAT overload y</w:t>
       </w:r>
       <w:r>
-        <w:rPr>
-          <w:lang w:val="es-ES"/>
-        </w:rPr>
         <w:t xml:space="preserve"> </w:t>
       </w:r>
       <w:r>
         <w:rPr>
           <w:rStyle w:val="VerbatimChar"/>
-          <w:lang w:val="es-ES"/>
         </w:rPr>
         <w:t xml:space="preserve">ip nat inside source static tcp</w:t>
       </w:r>
       <w:r>
-        <w:rPr>
-          <w:lang w:val="es-ES"/>
-        </w:rPr>
-        <w:t xml:space="preserve"> </w:t>
-      </w:r>
-      <w:r>
-        <w:rPr>
-          <w:lang w:val="es-ES"/>
-        </w:rPr>
+        <w:t xml:space="preserve"> </w:t>
+      </w:r>
+      <w:r>
         <w:t xml:space="preserve">en el mismo router. Revisa que el tráfico saliente de los usuarios no colisione con las traducciones estáticas reservadas.</w:t>
       </w:r>
     </w:p>
@@ -986,21 +704,12 @@
         <w:pStyle w:val="Heading2"/>
       </w:pPr>
       <w:r>
-        <w:rPr>
-          <w:lang w:val="es-ES"/>
-        </w:rPr>
         <w:t xml:space="preserve">8. Diagnóstico:</w:t>
       </w:r>
       <w:r>
-        <w:rPr>
-          <w:lang w:val="es-ES"/>
-        </w:rPr>
-        <w:t xml:space="preserve"> </w:t>
-      </w:r>
-      <w:r>
-        <w:rPr>
-          <w:lang w:val="es-ES"/>
-        </w:rPr>
+        <w:t xml:space="preserve"> </w:t>
+      </w:r>
+      <w:r>
         <w:t xml:space="preserve">“no salimos a Internet”</w:t>
       </w:r>
     </w:p>
@@ -1009,9 +718,6 @@
         <w:pStyle w:val="FirstParagraph"/>
       </w:pPr>
       <w:r>
-        <w:rPr>
-          <w:lang w:val="es-ES"/>
-        </w:rPr>
         <w:t xml:space="preserve">En el instituto no sale Internet. Configuración actual de R1:</w:t>
       </w:r>
     </w:p>
@@ -1024,9 +730,6 @@
         </w:numPr>
       </w:pPr>
       <w:r>
-        <w:rPr>
-          <w:lang w:val="es-ES"/>
-        </w:rPr>
         <w:t xml:space="preserve">g0/0: 192.168.1.1/24 (inside LAN)</w:t>
       </w:r>
     </w:p>
@@ -1039,9 +742,6 @@
         </w:numPr>
       </w:pPr>
       <w:r>
-        <w:rPr>
-          <w:lang w:val="es-ES"/>
-        </w:rPr>
         <w:t xml:space="preserve">g0/1: 203.0.113.2/30 (outside, hacia el ISP con ruta por defecto)</w:t>
       </w:r>
     </w:p>
@@ -1056,7 +756,6 @@
       <w:r>
         <w:rPr>
           <w:rStyle w:val="VerbatimChar"/>
-          <w:lang w:val="es-ES"/>
         </w:rPr>
         <w:t xml:space="preserve">ip nat inside source list 1 interface g0/1 overload</w:t>
       </w:r>
@@ -1072,7 +771,6 @@
       <w:r>
         <w:rPr>
           <w:rStyle w:val="VerbatimChar"/>
-          <w:lang w:val="es-ES"/>
         </w:rPr>
         <w:t xml:space="preserve">access-list 1 permit 192.168.1.0 0.0.0.255</w:t>
       </w:r>
@@ -1082,35 +780,22 @@
         <w:pStyle w:val="FirstParagraph"/>
       </w:pPr>
       <w:r>
-        <w:rPr>
-          <w:lang w:val="es-ES"/>
-        </w:rPr>
         <w:t xml:space="preserve">Síntoma: los PCs hacen ping al gateway (192.168.1.1) y a 203.0.113.2, pero</w:t>
       </w:r>
       <w:r>
-        <w:rPr>
-          <w:lang w:val="es-ES"/>
-        </w:rPr>
         <w:t xml:space="preserve"> </w:t>
       </w:r>
       <w:r>
         <w:rPr>
           <w:b/>
           <w:bCs/>
-          <w:lang w:val="es-ES"/>
         </w:rPr>
         <w:t xml:space="preserve">no</w:t>
       </w:r>
       <w:r>
-        <w:rPr>
-          <w:lang w:val="es-ES"/>
-        </w:rPr>
-        <w:t xml:space="preserve"> </w:t>
-      </w:r>
-      <w:r>
-        <w:rPr>
-          <w:lang w:val="es-ES"/>
-        </w:rPr>
+        <w:t xml:space="preserve"> </w:t>
+      </w:r>
+      <w:r>
         <w:t xml:space="preserve">a 8.8.8.8.</w:t>
       </w:r>
     </w:p>
@@ -1123,9 +808,6 @@
         </w:numPr>
       </w:pPr>
       <w:r>
-        <w:rPr>
-          <w:lang w:val="es-ES"/>
-        </w:rPr>
         <w:t xml:space="preserve">Ordena las comprobaciones de diagnóstico que harías, de la más básica a la más específica.</w:t>
       </w:r>
     </w:p>
@@ -1138,9 +820,6 @@
         </w:numPr>
       </w:pPr>
       <w:r>
-        <w:rPr>
-          <w:lang w:val="es-ES"/>
-        </w:rPr>
         <w:t xml:space="preserve">¿Qué comando confirma que NAT está traduciendo? ¿Qué esperas ver?</w:t>
       </w:r>
     </w:p>
@@ -1153,34 +832,21 @@
         </w:numPr>
       </w:pPr>
       <w:r>
-        <w:rPr>
-          <w:lang w:val="es-ES"/>
-        </w:rPr>
         <w:t xml:space="preserve">Tras revisar, ves que</w:t>
       </w:r>
       <w:r>
-        <w:rPr>
-          <w:lang w:val="es-ES"/>
-        </w:rPr>
         <w:t xml:space="preserve"> </w:t>
       </w:r>
       <w:r>
         <w:rPr>
           <w:rStyle w:val="VerbatimChar"/>
-          <w:lang w:val="es-ES"/>
         </w:rPr>
         <w:t xml:space="preserve">show ip nat translations</w:t>
       </w:r>
       <w:r>
-        <w:rPr>
-          <w:lang w:val="es-ES"/>
-        </w:rPr>
-        <w:t xml:space="preserve"> </w:t>
-      </w:r>
-      <w:r>
-        <w:rPr>
-          <w:lang w:val="es-ES"/>
-        </w:rPr>
+        <w:t xml:space="preserve"> </w:t>
+      </w:r>
+      <w:r>
         <w:t xml:space="preserve">está vacío aunque hay tráfico. ¿Qué comprobarías a continuación? Da al menos 3 causas probables.</w:t>
       </w:r>
     </w:p>
@@ -1193,67 +859,43 @@
         </w:numPr>
       </w:pPr>
       <w:r>
-        <w:rPr>
-          <w:lang w:val="es-ES"/>
-        </w:rPr>
         <w:t xml:space="preserve">Encuentra el fallo real: las interfaces g0/0 y g0/1</w:t>
       </w:r>
       <w:r>
-        <w:rPr>
-          <w:lang w:val="es-ES"/>
-        </w:rPr>
         <w:t xml:space="preserve"> </w:t>
       </w:r>
       <w:r>
         <w:rPr>
           <w:b/>
           <w:bCs/>
-          <w:lang w:val="es-ES"/>
         </w:rPr>
         <w:t xml:space="preserve">no tienen</w:t>
       </w:r>
       <w:r>
-        <w:rPr>
-          <w:lang w:val="es-ES"/>
-        </w:rPr>
         <w:t xml:space="preserve"> </w:t>
       </w:r>
       <w:r>
         <w:rPr>
           <w:rStyle w:val="VerbatimChar"/>
-          <w:lang w:val="es-ES"/>
         </w:rPr>
         <w:t xml:space="preserve">ip nat inside</w:t>
       </w:r>
       <w:r>
-        <w:rPr>
-          <w:lang w:val="es-ES"/>
-        </w:rPr>
-        <w:t xml:space="preserve"> </w:t>
-      </w:r>
-      <w:r>
-        <w:rPr>
-          <w:lang w:val="es-ES"/>
-        </w:rPr>
+        <w:t xml:space="preserve"> </w:t>
+      </w:r>
+      <w:r>
         <w:t xml:space="preserve">/</w:t>
       </w:r>
       <w:r>
-        <w:rPr>
-          <w:lang w:val="es-ES"/>
-        </w:rPr>
         <w:t xml:space="preserve"> </w:t>
       </w:r>
       <w:r>
         <w:rPr>
           <w:rStyle w:val="VerbatimChar"/>
-          <w:lang w:val="es-ES"/>
         </w:rPr>
         <w:t xml:space="preserve">ip nat outside</w:t>
       </w:r>
       <w:r>
-        <w:rPr>
-          <w:lang w:val="es-ES"/>
-        </w:rPr>
         <w:t xml:space="preserve">. Explica por qué sin esas marcas no hay traducción, aunque el resto de comandos sean correctos.</w:t>
       </w:r>
     </w:p>
@@ -1265,39 +907,25 @@
         <w:rPr>
           <w:b/>
           <w:bCs/>
-          <w:lang w:val="es-ES"/>
         </w:rPr>
         <w:t xml:space="preserve">Pista:</w:t>
       </w:r>
       <w:r>
-        <w:rPr>
-          <w:lang w:val="es-ES"/>
-        </w:rPr>
-        <w:t xml:space="preserve"> </w:t>
-      </w:r>
-      <w:r>
-        <w:rPr>
-          <w:lang w:val="es-ES"/>
-        </w:rPr>
+        <w:t xml:space="preserve"> </w:t>
+      </w:r>
+      <w:r>
         <w:t xml:space="preserve">NAT se diagnostica en progresión: primero conectividad, luego traducción, luego ruta. Sin</w:t>
       </w:r>
       <w:r>
-        <w:rPr>
-          <w:lang w:val="es-ES"/>
-        </w:rPr>
         <w:t xml:space="preserve"> </w:t>
       </w:r>
       <w:r>
         <w:rPr>
           <w:rStyle w:val="VerbatimChar"/>
-          <w:lang w:val="es-ES"/>
         </w:rPr>
         <w:t xml:space="preserve">ip nat inside/outside</w:t>
       </w:r>
       <w:r>
-        <w:rPr>
-          <w:lang w:val="es-ES"/>
-        </w:rPr>
         <w:t xml:space="preserve">, el router no sabe qué tráfico traducir: los paquetes salen sin traducir (o se descartan) y la tabla NAT queda vacía.</w:t>
       </w:r>
     </w:p>

--- a/docx/09-nat-pat/boletin-U09-avanzado.docx
+++ b/docx/09-nat-pat/boletin-U09-avanzado.docx
@@ -28,23 +28,23 @@
         </w:p>
       </w:sdtContent>
     </w:sdt>
-    <w:bookmarkStart w:id="9" w:name="boletín-ud9-avanzado"/>
+    <w:bookmarkStart w:id="9" w:name="boletín-de-nat-y-pat-avanzado"/>
     <w:p>
       <w:pPr>
         <w:pStyle w:val="Heading1"/>
       </w:pPr>
       <w:r>
-        <w:t xml:space="preserve">Boletín UD9 — Avanzado</w:t>
+        <w:t xml:space="preserve">Boletín de NAT y PAT — Avanzado</w:t>
       </w:r>
     </w:p>
     <w:bookmarkEnd w:id="9"/>
-    <w:bookmarkStart w:id="18" w:name="boletín-ud9-avanzado-1"/>
+    <w:bookmarkStart w:id="18" w:name="boletín-de-nat-y-pat-avanzado-1"/>
     <w:p>
       <w:pPr>
         <w:pStyle w:val="Heading1"/>
       </w:pPr>
       <w:r>
-        <w:t xml:space="preserve">📝 Boletín UD9 — Avanzado</w:t>
+        <w:t xml:space="preserve">📝 Boletín de NAT y PAT — Avanzado</w:t>
       </w:r>
     </w:p>
     <w:p>
